--- a/01_Предложение_проекта.docx
+++ b/01_Предложение_проекта.docx
@@ -3116,7 +3116,7 @@
                 <w:sz w:val="18"/>
                 <w:szCs w:val="18"/>
               </w:rPr>
-              <w:t xml:space="preserve">План и явно помеченные синтетические профили</w:t>
+              <w:t xml:space="preserve">Заполненный документ 02 и отдельные синтетические материалы</w:t>
             </w:r>
             <w:r/>
           </w:p>
@@ -3150,7 +3150,7 @@
                 <w:sz w:val="18"/>
                 <w:szCs w:val="18"/>
               </w:rPr>
-              <w:t xml:space="preserve">Реальные обсуждения: PENDING</w:t>
+              <w:t xml:space="preserve">Записи сохранены; происхождение и метод проведения не проверялись. Синтетические материалы не являются интервью</w:t>
             </w:r>
             <w:r/>
           </w:p>
@@ -3223,7 +3223,7 @@
                 <w:sz w:val="18"/>
                 <w:szCs w:val="18"/>
               </w:rPr>
-              <w:t xml:space="preserve">Полное ФИО подтверждено командой 16 октября 2026 г.</w:t>
+              <w:t xml:space="preserve">Полное ФИО подтверждено командой 16 октября 2026 г.; журнал отзывов (документ 11), Jira MED-17</w:t>
             </w:r>
             <w:r/>
           </w:p>
@@ -3257,7 +3257,7 @@
                 <w:sz w:val="18"/>
                 <w:szCs w:val="18"/>
               </w:rPr>
-              <w:t xml:space="preserve">Документ о назначении, отзыв и согласование: PENDING</w:t>
+              <w:t xml:space="preserve">Отзыв к первой предзащите получен 24.10.2026 (положительный, 4 замечания с ответами команды). Документ о назначении и согласование: PENDING</w:t>
             </w:r>
             <w:r/>
           </w:p>
